--- a/print/lingnan.docx
+++ b/print/lingnan.docx
@@ -17,7 +17,7 @@
     </w:p>
     <w:p>
       <w:pPr>
-        <w:spacing w:before="0" w:after="20"/>
+        <w:spacing w:before="0" w:after="140"/>
       </w:pPr>
       <w:r>
         <w:rPr>
@@ -26,19 +26,6 @@
           <w:szCs w:val="18"/>
         </w:rPr>
         <w:t xml:space="preserve">2026 年 9 月入学　·　18 个专业　·　数据核对 2026-09　·　完整可搜索版 https://mtennnn.cn</w:t>
-      </w:r>
-    </w:p>
-    <w:p>
-      <w:pPr>
-        <w:spacing w:before="0" w:after="140"/>
-      </w:pPr>
-      <w:r>
-        <w:rPr>
-          <w:color w:val="555555"/>
-          <w:sz w:val="17"/>
-          <w:szCs w:val="17"/>
-        </w:rPr>
-        <w:t xml:space="preserve">横版 A4。双面打印请在打印设置里选「长边翻页」，否则背面会上下倒过来。</w:t>
       </w:r>
     </w:p>
     <w:p>

--- a/print/lingnan.docx
+++ b/print/lingnan.docx
@@ -17,7 +17,7 @@
     </w:p>
     <w:p>
       <w:pPr>
-        <w:spacing w:before="0" w:after="140"/>
+        <w:spacing w:before="0" w:after="20"/>
       </w:pPr>
       <w:r>
         <w:rPr>
@@ -25,7 +25,23 @@
           <w:sz w:val="18"/>
           <w:szCs w:val="18"/>
         </w:rPr>
-        <w:t xml:space="preserve">2026 年 9 月入学　·　18 个专业　·　数据核对 2026-09　·　完整可搜索版 https://mtennnn.cn</w:t>
+        <w:t xml:space="preserve">2026 年 9 月入学　·　收录 18 个专业　·　数据核对 2026-09　·　完整可搜索版 https://mtennnn.cn</w:t>
+      </w:r>
+    </w:p>
+    <w:p>
+      <w:pPr>
+        <w:pBdr>
+          <w:top w:val="single" w:sz="4" w:space="3" w:color="CCCCCC"/>
+        </w:pBdr>
+        <w:spacing w:before="0" w:after="140"/>
+      </w:pPr>
+      <w:r>
+        <w:rPr>
+          <w:color w:val="555555"/>
+          <w:sz w:val="15"/>
+          <w:szCs w:val="15"/>
+        </w:rPr>
+        <w:t xml:space="preserve">本册为选编：收录各校在 10 个热门学科方向（生化医药 / 物理 / 工程 / 经管金融 / 计算机数据 / 统计数学 / 教育 / 人文语言 / 社科法律 / 传媒）的本科课程，不是完整的本科专业目录；各校全部课程请以官网为准。</w:t>
       </w:r>
     </w:p>
     <w:p>
@@ -190,7 +206,7 @@
                 <w:sz w:val="15"/>
                 <w:szCs w:val="15"/>
               </w:rPr>
-              <w:t xml:space="preserve">岭南 · 18 项　|　来源 mtennnn.cn　|　数据核对 2026-09</w:t>
+              <w:t xml:space="preserve">岭南 · 收录 18 项　|　来源 mtennnn.cn　|　数据核对 2026-09</w:t>
             </w:r>
           </w:p>
         </w:tc>

--- a/print/lingnan.docx
+++ b/print/lingnan.docx
@@ -52,6 +52,7 @@
       <w:r>
         <w:rPr>
           <w:b/>
+          <w:color w:val="8C1D40"/>
           <w:sz w:val="30"/>
           <w:szCs w:val="30"/>
         </w:rPr>
@@ -193,7 +194,7 @@
           <w:tcPr>
             <w:tcW w:w="15818" w:type="dxa"/>
             <w:gridSpan w:val="9"/>
-            <w:shd w:val="clear" w:color="auto" w:fill="F2F2F2"/>
+            <w:shd w:val="clear" w:color="auto" w:fill="F5EBEE"/>
             <w:vAlign w:val="top"/>
           </w:tcPr>
           <w:p>
@@ -218,7 +219,7 @@
         <w:tc>
           <w:tcPr>
             <w:tcW w:w="3164" w:type="dxa"/>
-            <w:shd w:val="clear" w:color="auto" w:fill="E4E4E4"/>
+            <w:shd w:val="clear" w:color="auto" w:fill="EAD6DD"/>
             <w:vAlign w:val="top"/>
           </w:tcPr>
           <w:p>
@@ -238,7 +239,7 @@
         <w:tc>
           <w:tcPr>
             <w:tcW w:w="1265" w:type="dxa"/>
-            <w:shd w:val="clear" w:color="auto" w:fill="E4E4E4"/>
+            <w:shd w:val="clear" w:color="auto" w:fill="EAD6DD"/>
             <w:vAlign w:val="top"/>
           </w:tcPr>
           <w:p>
@@ -258,7 +259,7 @@
         <w:tc>
           <w:tcPr>
             <w:tcW w:w="1107" w:type="dxa"/>
-            <w:shd w:val="clear" w:color="auto" w:fill="E4E4E4"/>
+            <w:shd w:val="clear" w:color="auto" w:fill="EAD6DD"/>
             <w:vAlign w:val="top"/>
           </w:tcPr>
           <w:p>
@@ -278,7 +279,7 @@
         <w:tc>
           <w:tcPr>
             <w:tcW w:w="2373" w:type="dxa"/>
-            <w:shd w:val="clear" w:color="auto" w:fill="E4E4E4"/>
+            <w:shd w:val="clear" w:color="auto" w:fill="EAD6DD"/>
             <w:vAlign w:val="top"/>
           </w:tcPr>
           <w:p>
@@ -298,7 +299,7 @@
         <w:tc>
           <w:tcPr>
             <w:tcW w:w="949" w:type="dxa"/>
-            <w:shd w:val="clear" w:color="auto" w:fill="E4E4E4"/>
+            <w:shd w:val="clear" w:color="auto" w:fill="EAD6DD"/>
             <w:vAlign w:val="top"/>
           </w:tcPr>
           <w:p>
@@ -318,7 +319,7 @@
         <w:tc>
           <w:tcPr>
             <w:tcW w:w="1107" w:type="dxa"/>
-            <w:shd w:val="clear" w:color="auto" w:fill="E4E4E4"/>
+            <w:shd w:val="clear" w:color="auto" w:fill="EAD6DD"/>
             <w:vAlign w:val="top"/>
           </w:tcPr>
           <w:p>
@@ -338,7 +339,7 @@
         <w:tc>
           <w:tcPr>
             <w:tcW w:w="2215" w:type="dxa"/>
-            <w:shd w:val="clear" w:color="auto" w:fill="E4E4E4"/>
+            <w:shd w:val="clear" w:color="auto" w:fill="EAD6DD"/>
             <w:vAlign w:val="top"/>
           </w:tcPr>
           <w:p>
@@ -358,7 +359,7 @@
         <w:tc>
           <w:tcPr>
             <w:tcW w:w="1740" w:type="dxa"/>
-            <w:shd w:val="clear" w:color="auto" w:fill="E4E4E4"/>
+            <w:shd w:val="clear" w:color="auto" w:fill="EAD6DD"/>
             <w:vAlign w:val="top"/>
           </w:tcPr>
           <w:p>
@@ -378,7 +379,7 @@
         <w:tc>
           <w:tcPr>
             <w:tcW w:w="1898" w:type="dxa"/>
-            <w:shd w:val="clear" w:color="auto" w:fill="E4E4E4"/>
+            <w:shd w:val="clear" w:color="auto" w:fill="EAD6DD"/>
             <w:vAlign w:val="top"/>
           </w:tcPr>
           <w:p>
@@ -550,6 +551,17 @@
               </w:rPr>
               <w:t xml:space="preserve">TOEFL 79 / —</w:t>
             </w:r>
+            <w:r>
+              <w:br/>
+            </w:r>
+            <w:r>
+              <w:rPr>
+                <w:color w:val="666666"/>
+                <w:sz w:val="13"/>
+                <w:szCs w:val="13"/>
+              </w:rPr>
+              <w:t xml:space="preserve">EFL 未列 · ESL 未列</w:t>
+            </w:r>
           </w:p>
         </w:tc>
         <w:tc>
@@ -744,6 +756,17 @@
               </w:rPr>
               <w:t xml:space="preserve">TOEFL 79 / —</w:t>
             </w:r>
+            <w:r>
+              <w:br/>
+            </w:r>
+            <w:r>
+              <w:rPr>
+                <w:color w:val="666666"/>
+                <w:sz w:val="13"/>
+                <w:szCs w:val="13"/>
+              </w:rPr>
+              <w:t xml:space="preserve">EFL 未列 · ESL 未列</w:t>
+            </w:r>
           </w:p>
         </w:tc>
         <w:tc>
@@ -938,6 +961,17 @@
               </w:rPr>
               <w:t xml:space="preserve">TOEFL 79 / —</w:t>
             </w:r>
+            <w:r>
+              <w:br/>
+            </w:r>
+            <w:r>
+              <w:rPr>
+                <w:color w:val="666666"/>
+                <w:sz w:val="13"/>
+                <w:szCs w:val="13"/>
+              </w:rPr>
+              <w:t xml:space="preserve">EFL 未列 · ESL 未列</w:t>
+            </w:r>
           </w:p>
         </w:tc>
         <w:tc>
@@ -1132,6 +1166,17 @@
               </w:rPr>
               <w:t xml:space="preserve">TOEFL 79 / —</w:t>
             </w:r>
+            <w:r>
+              <w:br/>
+            </w:r>
+            <w:r>
+              <w:rPr>
+                <w:color w:val="666666"/>
+                <w:sz w:val="13"/>
+                <w:szCs w:val="13"/>
+              </w:rPr>
+              <w:t xml:space="preserve">EFL 未列 · ESL 未列</w:t>
+            </w:r>
           </w:p>
         </w:tc>
         <w:tc>
@@ -1326,6 +1371,17 @@
               </w:rPr>
               <w:t xml:space="preserve">TOEFL 79 / —</w:t>
             </w:r>
+            <w:r>
+              <w:br/>
+            </w:r>
+            <w:r>
+              <w:rPr>
+                <w:color w:val="666666"/>
+                <w:sz w:val="13"/>
+                <w:szCs w:val="13"/>
+              </w:rPr>
+              <w:t xml:space="preserve">EFL 未列 · ESL 未列</w:t>
+            </w:r>
           </w:p>
         </w:tc>
         <w:tc>
@@ -1519,6 +1575,17 @@
               </w:rPr>
               <w:t xml:space="preserve">TOEFL 79 / —</w:t>
             </w:r>
+            <w:r>
+              <w:br/>
+            </w:r>
+            <w:r>
+              <w:rPr>
+                <w:color w:val="666666"/>
+                <w:sz w:val="13"/>
+                <w:szCs w:val="13"/>
+              </w:rPr>
+              <w:t xml:space="preserve">EFL 未列 · ESL 未列</w:t>
+            </w:r>
           </w:p>
         </w:tc>
         <w:tc>
@@ -1713,6 +1780,17 @@
               </w:rPr>
               <w:t xml:space="preserve">TOEFL 79 / —</w:t>
             </w:r>
+            <w:r>
+              <w:br/>
+            </w:r>
+            <w:r>
+              <w:rPr>
+                <w:color w:val="666666"/>
+                <w:sz w:val="13"/>
+                <w:szCs w:val="13"/>
+              </w:rPr>
+              <w:t xml:space="preserve">EFL 未列 · ESL 未列</w:t>
+            </w:r>
           </w:p>
         </w:tc>
         <w:tc>
@@ -1907,6 +1985,17 @@
               </w:rPr>
               <w:t xml:space="preserve">TOEFL 79 / —</w:t>
             </w:r>
+            <w:r>
+              <w:br/>
+            </w:r>
+            <w:r>
+              <w:rPr>
+                <w:color w:val="666666"/>
+                <w:sz w:val="13"/>
+                <w:szCs w:val="13"/>
+              </w:rPr>
+              <w:t xml:space="preserve">EFL 未列 · ESL 未列</w:t>
+            </w:r>
           </w:p>
         </w:tc>
         <w:tc>
@@ -2102,6 +2191,17 @@
               </w:rPr>
               <w:t xml:space="preserve">TOEFL 79 / —</w:t>
             </w:r>
+            <w:r>
+              <w:br/>
+            </w:r>
+            <w:r>
+              <w:rPr>
+                <w:color w:val="666666"/>
+                <w:sz w:val="13"/>
+                <w:szCs w:val="13"/>
+              </w:rPr>
+              <w:t xml:space="preserve">EFL 未列 · ESL 未列</w:t>
+            </w:r>
           </w:p>
         </w:tc>
         <w:tc>
@@ -2296,6 +2396,17 @@
               </w:rPr>
               <w:t xml:space="preserve">TOEFL 79 / —</w:t>
             </w:r>
+            <w:r>
+              <w:br/>
+            </w:r>
+            <w:r>
+              <w:rPr>
+                <w:color w:val="666666"/>
+                <w:sz w:val="13"/>
+                <w:szCs w:val="13"/>
+              </w:rPr>
+              <w:t xml:space="preserve">EFL 未列 · ESL 未列</w:t>
+            </w:r>
           </w:p>
         </w:tc>
         <w:tc>
@@ -2490,6 +2601,17 @@
               </w:rPr>
               <w:t xml:space="preserve">TOEFL 79 / —</w:t>
             </w:r>
+            <w:r>
+              <w:br/>
+            </w:r>
+            <w:r>
+              <w:rPr>
+                <w:color w:val="666666"/>
+                <w:sz w:val="13"/>
+                <w:szCs w:val="13"/>
+              </w:rPr>
+              <w:t xml:space="preserve">EFL 未列 · ESL 未列</w:t>
+            </w:r>
           </w:p>
         </w:tc>
         <w:tc>
@@ -2684,6 +2806,17 @@
               </w:rPr>
               <w:t xml:space="preserve">TOEFL 79 / —</w:t>
             </w:r>
+            <w:r>
+              <w:br/>
+            </w:r>
+            <w:r>
+              <w:rPr>
+                <w:color w:val="666666"/>
+                <w:sz w:val="13"/>
+                <w:szCs w:val="13"/>
+              </w:rPr>
+              <w:t xml:space="preserve">EFL 未列 · ESL 未列</w:t>
+            </w:r>
           </w:p>
         </w:tc>
         <w:tc>
@@ -2878,6 +3011,17 @@
               </w:rPr>
               <w:t xml:space="preserve">TOEFL 79 / —</w:t>
             </w:r>
+            <w:r>
+              <w:br/>
+            </w:r>
+            <w:r>
+              <w:rPr>
+                <w:color w:val="666666"/>
+                <w:sz w:val="13"/>
+                <w:szCs w:val="13"/>
+              </w:rPr>
+              <w:t xml:space="preserve">EFL 未列 · ESL 未列</w:t>
+            </w:r>
           </w:p>
         </w:tc>
         <w:tc>
@@ -3072,6 +3216,17 @@
               </w:rPr>
               <w:t xml:space="preserve">TOEFL 79 / —</w:t>
             </w:r>
+            <w:r>
+              <w:br/>
+            </w:r>
+            <w:r>
+              <w:rPr>
+                <w:color w:val="666666"/>
+                <w:sz w:val="13"/>
+                <w:szCs w:val="13"/>
+              </w:rPr>
+              <w:t xml:space="preserve">EFL 未列 · ESL 未列</w:t>
+            </w:r>
           </w:p>
         </w:tc>
         <w:tc>
@@ -3266,6 +3421,17 @@
               </w:rPr>
               <w:t xml:space="preserve">TOEFL 79 / —</w:t>
             </w:r>
+            <w:r>
+              <w:br/>
+            </w:r>
+            <w:r>
+              <w:rPr>
+                <w:color w:val="666666"/>
+                <w:sz w:val="13"/>
+                <w:szCs w:val="13"/>
+              </w:rPr>
+              <w:t xml:space="preserve">EFL 未列 · ESL 未列</w:t>
+            </w:r>
           </w:p>
         </w:tc>
         <w:tc>
@@ -3459,6 +3625,17 @@
               </w:rPr>
               <w:t xml:space="preserve">TOEFL 79 / —</w:t>
             </w:r>
+            <w:r>
+              <w:br/>
+            </w:r>
+            <w:r>
+              <w:rPr>
+                <w:color w:val="666666"/>
+                <w:sz w:val="13"/>
+                <w:szCs w:val="13"/>
+              </w:rPr>
+              <w:t xml:space="preserve">EFL 未列 · ESL 未列</w:t>
+            </w:r>
           </w:p>
         </w:tc>
         <w:tc>
@@ -3653,6 +3830,17 @@
               </w:rPr>
               <w:t xml:space="preserve">TOEFL 79 / —</w:t>
             </w:r>
+            <w:r>
+              <w:br/>
+            </w:r>
+            <w:r>
+              <w:rPr>
+                <w:color w:val="666666"/>
+                <w:sz w:val="13"/>
+                <w:szCs w:val="13"/>
+              </w:rPr>
+              <w:t xml:space="preserve">EFL 未列 · ESL 未列</w:t>
+            </w:r>
           </w:p>
         </w:tc>
         <w:tc>
@@ -3845,6 +4033,17 @@
                 <w:szCs w:val="14"/>
               </w:rPr>
               <w:t xml:space="preserve">TOEFL 79 / —</w:t>
+            </w:r>
+            <w:r>
+              <w:br/>
+            </w:r>
+            <w:r>
+              <w:rPr>
+                <w:color w:val="666666"/>
+                <w:sz w:val="13"/>
+                <w:szCs w:val="13"/>
+              </w:rPr>
+              <w:t xml:space="preserve">EFL 未列 · ESL 未列</w:t>
             </w:r>
           </w:p>
         </w:tc>
